--- a/MRQF_MAS_Electronics_GDP.docx
+++ b/MRQF_MAS_Electronics_GDP.docx
@@ -247,17 +247,13 @@
         <w:pStyle w:val="MDPI31text"/>
       </w:pPr>
       <w:r>
-        <w:t>The price of a financial instrument is the emergent outcome of a large population of heterogeneous decision-makers, each acting on private information, private objectives and private cognitive frames. Since Bachelier first described price movements as a random walk [1], and through the successive refinements introduced by Mandelbrot in his work on fractal geometry of finance [2,3], it has become widely accepted that the behaviour of prices does not match the assumptions of classical Gaussian finance. Fat tails, volatility clustering and scale invariance are no longer anomalies to be explained away but structural features of the object of study. The field of econophysics was born from the recognition that the statistical mechanics of complex systems, the theory of self-similar stochastic processes [4,5], multi-resolution analysis via wavelets [6,7], and a substantial body of empirical work on volatility, volume and stylized facts of financial returns [19–27] offer a conceptual toolbox far better suited to financial dynamics than ideal-market assumptions.</w:t>
+        <w:t>The price of a financial instrument is the emergent outcome of a large population of heterogeneous decision-makers, each acting on private information, private objectives and private cognitive frames. Since Bachelier first described price movements as a random walk [1], and through the successive refinements introduced by Mandelbrot in his work on fractal geometry of finance [2,3], it has become widely accepted that the behaviour of prices does not match the assumptions of classical Gaussian finance. Fat tails, volatility clustering and scale invariance are no longer anomalies to be explained away but structural features of the object of study. The field of econophysics was born from the recognition that the statistical mechanics of complex systems, the theory of self-similar stochastic processes [4,5], multi-resolution analysis via wavelets [6,7], and a substantial body of empirical work on volatility, volume and stylized facts of financial returns [8–16] offer a conceptual toolbox far better suited to financial dynamics than ideal-market assumptions.</w:t>
       </w:r>
     </w:p>
     <w:p>
       <w:pPr>
         <w:pStyle w:val="MDPI31text"/>
       </w:pPr>
-      <w:r>
-        <w:lastRenderedPageBreak/>
-        <w:t xml:space="preserve">Within this trajectory, a unified perspective has recently emerged under the name of Multiscale Relativistic Quantum Finance (MRQF) [8,9]. MRQF combines three ideas that were previously treated in isolation: the multiscale nature of the price signal, a relativistic formalism that posits a maximum instantaneous speed of price propagation </w:t>
-      </w:r>
       <m:oMath>
         <m:r>
           <w:rPr>
@@ -266,9 +262,6 @@
           <m:t>C</m:t>
         </m:r>
       </m:oMath>
-      <w:r>
-        <w:t xml:space="preserve">, and a quantum interpretation of liquidity in which a gauge boson—called the financion—mediates the interaction between a bullish operator </w:t>
-      </w:r>
       <m:oMath>
         <m:sSup>
           <m:sSupPr>
@@ -296,9 +289,6 @@
           </m:sup>
         </m:sSup>
       </m:oMath>
-      <w:r>
-        <w:t xml:space="preserve"> and a bearish operator </w:t>
-      </w:r>
       <m:oMath>
         <m:sSup>
           <m:sSupPr>
@@ -326,12 +316,6 @@
           </m:sup>
         </m:sSup>
       </m:oMath>
-      <w:r>
-        <w:t>.</w:t>
-      </w:r>
-      <w:r>
-        <w:t xml:space="preserve"> The theory formalises the market as a black body that absorbs financions, introduces a finance-specific quantum of action </w:t>
-      </w:r>
       <m:oMath>
         <m:r>
           <w:rPr>
@@ -340,9 +324,6 @@
           <m:t>H</m:t>
         </m:r>
       </m:oMath>
-      <w:r>
-        <w:t xml:space="preserve"> and recasts decisions in the transformed energy–entropy plane </w:t>
-      </w:r>
       <m:oMath>
         <m:d>
           <m:dPr>
@@ -362,9 +343,6 @@
           </m:e>
         </m:d>
       </m:oMath>
-      <w:r>
-        <w:t xml:space="preserve"> rather than in the familiar price–time plane. The claim of MRQF is conceptually strong: the familiar phenomenology of trending, laterality and exhaustion is not merely described but explained through state transitions in the </w:t>
-      </w:r>
       <m:oMath>
         <m:d>
           <m:dPr>
@@ -385,16 +363,13 @@
         </m:d>
       </m:oMath>
       <w:r>
-        <w:t xml:space="preserve"> plane. A companion line of work [10,11] has developed a thermodynamic decision-support engine on the same two-dimensional projection, showing that the combinatorial complexity of a seven-factor problem can be reduced by more than two orders of magnitude without loss of solution quality.</w:t>
+        <w:t>Within this trajectory, a unified perspective has recently emerged under the name of Multiscale Relativistic Quantum Finance (MRQF) [17,18]. MRQF combines three ideas that were previously treated in isolation: the multiscale nature of the price signal, a relativistic formalism that posits a maximum instantaneous speed of price propagation , and a quantum interpretation of liquidity in which a gauge boson—called the financion—mediates the interaction between a bullish operator  and a bearish operator . The theory formalises the market as a black body that absorbs financions, introduces a finance-specific quantum of action  and recasts decisions in the transformed energy–entropy plane  rather than in the familiar price–time plane. The claim of MRQF is conceptually strong: the familiar phenomenology of trending, laterality and exhaustion is not merely described but explained through state transitions in the  plane. A companion line of work [19,20] has developed a thermodynamic decision-support engine on the same two-dimensional projection, showing that the combinatorial complexity of a seven-factor problem can be reduced by more than two orders of magnitude without loss of solution quality.</w:t>
       </w:r>
     </w:p>
     <w:p>
       <w:pPr>
         <w:pStyle w:val="MDPI31text"/>
       </w:pPr>
-      <w:r>
-        <w:t xml:space="preserve">Yet a gap persists between MRQF as a theory and MRQF as a trading system. The original papers characterise the mathematical structure of the market and the behaviour of its elementary constituents, but they do not specify how these constituents should be instantiated as software agents, how they should exchange information, how they should handle real-time data, or how their collective behaviour should be coordinated. At the same time, the literature on multi-agent systems applied to algorithmic trading has grown rapidly [12–15], with recent contributions showing that cooperative multi-agent deep reinforcement learning can outperform single-agent baselines on currency-pair data [12,14]. In particular, the framework of Shavandi and Khedmati [12], which instantiates expert trading agents on distinct timeframes and connects them through a hierarchical feedback mechanism in which knowledge flows from higher to lower timeframes, is the closest existing work to the present contribution and deserves an explicit comparison. Our approach differs in three respects that we consider structural rather than cosmetic. First, the agent taxonomy in [12] is organised along timeframes alone (e.g., daily, hourly, minute), while MRQF-MAS organises agents along the operator categories derived from MRQF (institutional, commercial, retail), which jointly determine a characteristic timeframe rather than being identified with it. Second, the information flow in [12] is strictly top-down along the hierarchy, whereas MRQF-MAS introduces a peer-to-peer lateral channel among sub-agents of the same specialisation, with cooperative–competitive fusion governed by an explicit threshold </w:t>
-      </w:r>
       <m:oMath>
         <m:sSup>
           <m:sSupPr>
@@ -423,10 +398,7 @@
         </m:sSup>
       </m:oMath>
       <w:r>
-        <w:t xml:space="preserve">. </w:t>
-      </w:r>
-      <w:r>
-        <w:t>Third, [12] operates on the price–time plane and uses a pragmatic feature set, while MRQF-MAS operates on the MRQF energy–entropy plane augmented with probabilistic observables, inheriting a theoretical structure that is absent in [12]. The most common architectural pattern in the broader stream remains a centralised orchestrator that aggregates signals from specialised agents. Peer-to-peer cooperation, in which agents share beliefs laterally and converge through consensus rather than through top-down arbitration, is less explored in finance, although in the adjacent domain of large language model agents the benefits of lateral communication have recently been documented: multi-agent debate, iterative consensus and peer-to-peer belief exchange have been shown to improve reasoning and factual accuracy over single-agent or orchestrator-only baselines [28–30,40]. MRQF-MAS imports this architectural principle into finance and anchors it to the MRQF theoretical framework.</w:t>
+        <w:t>Yet a gap persists between MRQF as a theory and MRQF as a trading system. The original papers characterise the mathematical structure of the market and the behaviour of its elementary constituents, but they do not specify how these constituents should be instantiated as software agents, how they should exchange information, how they should handle real-time data, or how their collective behaviour should be coordinated. At the same time, the literature on multi-agent systems applied to algorithmic trading has grown rapidly [21–24], with recent contributions showing that cooperative multi-agent deep reinforcement learning can outperform single-agent baselines on currency-pair data [21,23]. In particular, the framework of Shavandi and Khedmati [21], which instantiates expert trading agents on distinct timeframes and connects them through a hierarchical feedback mechanism in which knowledge flows from higher to lower timeframes, is the closest existing work to the present contribution and deserves an explicit comparison. Our approach differs in three respects that we consider structural rather than cosmetic. First, the agent taxonomy in [21] is organised along timeframes alone (e.g., daily, hourly, minute), while MRQF-MAS organises agents along the operator categories derived from MRQF (institutional, commercial, retail), which jointly determine a characteristic timeframe rather than being identified with it. Second, the information flow in [21] is strictly top-down along the hierarchy, whereas MRQF-MAS introduces a peer-to-peer lateral channel among sub-agents of the same specialisation, with cooperative–competitive fusion governed by an explicit threshold . Third, [21] operates on the price–time plane and uses a pragmatic feature set, while MRQF-MAS operates on the MRQF energy–entropy plane augmented with probabilistic observables, inheriting a theoretical structure that is absent in [21]. The most common architectural pattern in the broader stream remains a centralised orchestrator that aggregates signals from specialised agents. Peer-to-peer cooperation, in which agents share beliefs laterally and converge through consensus rather than through top-down arbitration, is less explored in finance, although in the adjacent domain of large language model agents the benefits of lateral communication have recently been documented: multi-agent debate, iterative consensus and peer-to-peer belief exchange have been shown to improve reasoning and factual accuracy over single-agent or orchestrator-only baselines [25–28]. MRQF-MAS imports this architectural principle into finance and anchors it to the MRQF theoretical framework.</w:t>
       </w:r>
     </w:p>
     <w:p>
@@ -506,7 +478,7 @@
         <w:pStyle w:val="MDPI31text"/>
       </w:pPr>
       <w:r>
-        <w:t>Before introducing the multi-agent architecture we summarise the elements of MRQF on which the rest of the paper builds, restricted to the ingredients strictly needed for the computational development. A full exposition is available in [8,9] for the quantum-relativistic treatment and in [10,11] for the thermodynamic extension. Our goal here is to present the theory in a form that is self-contained for the purposes of this paper and that highlights the properties that must be preserved when MRQF is translated into code.</w:t>
+        <w:t>Before introducing the multi-agent architecture we summarise the elements of MRQF on which the rest of the paper builds, restricted to the ingredients strictly needed for the computational development. A full exposition is available in [17,18] for the quantum-relativistic treatment and in [19,20] for the thermodynamic extension. Our goal here is to present the theory in a form that is self-contained for the purposes of this paper and that highlights the properties that must be preserved when MRQF is translated into code.</w:t>
       </w:r>
     </w:p>
     <w:p>
@@ -3762,9 +3734,6 @@
       <w:pPr>
         <w:pStyle w:val="MDPI31text"/>
       </w:pPr>
-      <w:r>
-        <w:t xml:space="preserve">The instantaneous energy </w:t>
-      </w:r>
       <m:oMath>
         <m:r>
           <w:rPr>
@@ -3790,9 +3759,6 @@
           </m:e>
         </m:d>
       </m:oMath>
-      <w:r>
-        <w:t xml:space="preserve"> is defined as a rolling-window aggregation of absolute price displacement, normalised by the window volatility and rescaled to the ordinal band </w:t>
-      </w:r>
       <m:oMath>
         <m:r>
           <w:rPr>
@@ -3820,9 +3786,6 @@
           </m:e>
         </m:d>
       </m:oMath>
-      <w:r>
-        <w:t xml:space="preserve"> consistent with the discretisation employed in the thermodynamic treatment [10]. The band structure is motivated by two convergent arguments: a finer granularity would increase the number of admissible states without changing the decisions taken, while a coarser granularity would collapse qualitatively distinct regimes. The instantaneous entropy </w:t>
-      </w:r>
       <m:oMath>
         <m:r>
           <w:rPr>
@@ -3848,9 +3811,6 @@
           </m:e>
         </m:d>
       </m:oMath>
-      <w:r>
-        <w:t xml:space="preserve"> is defined, following the maximum-entropy principle [18], as the mean absolute deviation from the median of the price increments in the same rolling window, normalised and rescaled to </w:t>
-      </w:r>
       <m:oMath>
         <m:r>
           <w:rPr>
@@ -3878,9 +3838,6 @@
           </m:e>
         </m:d>
       </m:oMath>
-      <w:r>
-        <w:t xml:space="preserve"> The choice of absolute deviation rather than variance prevents algebraic cancellation of opposing deviations and preserves robustness to outliers—a desirable property on ordinal scales where single large moves should dominate the signal. The pair </w:t>
-      </w:r>
       <m:oMath>
         <m:d>
           <m:dPr>
@@ -3901,7 +3858,7 @@
         </m:d>
       </m:oMath>
       <w:r>
-        <w:t xml:space="preserve"> provides the first two coordinates of the prospect environment state vector.</w:t>
+        <w:t>The instantaneous energy  is defined as a rolling-window aggregation of absolute price displacement, normalised by the window volatility and rescaled to the ordinal band  consistent with the discretisation employed in the thermodynamic treatment [19]. The band structure is motivated by two convergent arguments: a finer granularity would increase the number of admissible states without changing the decisions taken, while a coarser granularity would collapse qualitatively distinct regimes. The instantaneous entropy  is defined, following the maximum-entropy principle [29], as the mean absolute deviation from the median of the price increments in the same rolling window, normalised and rescaled to  The choice of absolute deviation rather than variance prevents algebraic cancellation of opposing deviations and preserves robustness to outliers—a desirable property on ordinal scales where single large moves should dominate the signal. The pair  provides the first two coordinates of the prospect environment state vector.</w:t>
       </w:r>
     </w:p>
     <w:p>
@@ -4031,9 +3988,6 @@
       <w:pPr>
         <w:pStyle w:val="MDPI31text"/>
       </w:pPr>
-      <w:r>
-        <w:t xml:space="preserve">The raw pair </w:t>
-      </w:r>
       <m:oMath>
         <m:d>
           <m:dPr>
@@ -4053,9 +4007,6 @@
           </m:e>
         </m:d>
       </m:oMath>
-      <w:r>
-        <w:t xml:space="preserve"> is a two-dimensional observable that describes the current state of the market, but it does not carry any information about the probability with which that state was reached or about the reliability of the energy and entropy estimates. Following the Prospect Theory framing introduced by Kahneman and Tversky [16] and the probabilistic extension proposed within the thermodynamic MRQF development [10,11], and consistent with recent work on decision-making under incomplete and uncertain information [31,32,39], we augment the state vector to a quadruple </w:t>
-      </w:r>
       <m:oMath>
         <m:d>
           <m:dPr>
@@ -4075,9 +4026,6 @@
           </m:e>
         </m:d>
       </m:oMath>
-      <w:r>
-        <w:t xml:space="preserve"> where </w:t>
-      </w:r>
       <m:oMath>
         <m:r>
           <w:rPr>
@@ -4086,13 +4034,6 @@
           <m:t>e</m:t>
         </m:r>
       </m:oMath>
-      <w:r>
-        <w:t xml:space="preserve"> is the </w:t>
-      </w:r>
-      <w:r>
-        <w:lastRenderedPageBreak/>
-        <w:t xml:space="preserve">probability of observing the current energy state given the history of the last window, and </w:t>
-      </w:r>
       <m:oMath>
         <m:r>
           <w:rPr>
@@ -4102,7 +4043,7 @@
         </m:r>
       </m:oMath>
       <w:r>
-        <w:t xml:space="preserve"> is the probability of observing the current entropy state under the same conditioning. The augmented vector lives in a four-dimensional space that we call the prospect environment (PE).</w:t>
+        <w:t>The raw pair  is a two-dimensional observable that describes the current state of the market, but it does not carry any information about the probability with which that state was reached or about the reliability of the energy and entropy estimates. Following the Prospect Theory framing introduced by Kahneman and Tversky [30] and the probabilistic extension proposed within the thermodynamic MRQF development [19,20], and consistent with recent work on decision-making under incomplete and uncertain information [31–33], we augment the state vector to a quadruple  where  is the probability of observing the current energy state given the history of the last window, and  is the probability of observing the current entropy state under the same conditioning. The augmented vector lives in a four-dimensional space that we call the prospect environment (PE).</w:t>
       </w:r>
     </w:p>
     <w:p>
@@ -8905,9 +8846,6 @@
       <w:pPr>
         <w:pStyle w:val="MDPI31text"/>
       </w:pPr>
-      <w:r>
-        <w:t xml:space="preserve">The MRQF scattering reaction </w:t>
-      </w:r>
       <m:oMath>
         <m:sSup>
           <m:sSupPr>
@@ -8972,12 +8910,6 @@
           <m:t>+F</m:t>
         </m:r>
       </m:oMath>
-      <w:r>
-        <w:t>,</w:t>
-      </w:r>
-      <w:r>
-        <w:t xml:space="preserve"> together with its bearish counterpart </w:t>
-      </w:r>
       <m:oMath>
         <m:sSup>
           <m:sSupPr>
@@ -9043,10 +8975,7 @@
         </m:r>
       </m:oMath>
       <w:r>
-        <w:t>,</w:t>
-      </w:r>
-      <w:r>
-        <w:t xml:space="preserve"> represents an elastic collision in which an operator is deflected from its preferred direction and emits a financion carrying the energy lost in the process. In the multi-agent architecture, the analogue of scattering is the emission of a belief message from one sub-agent to another whenever the receiver's posterior estimate diverges materially from the sender's. The sender does not change its own state, but the message carries information that will modify the receiver's posterior. The emitted financion is the belief message itself; its energy is proportional to the Kullback–Leibler divergence between the two estimates, following the standard information-theoretic reading of message passing [38], and its frequency is proportional to the rate at which such divergences are observed. Scattering is therefore the information-flow primitive that corresponds to an agent broadcasting a conflicting signal to its peers—a primitive that is structurally absent in orchestrator-only architectures, where an agent's conflicting signal can only reach other agents via the orchestrator.</w:t>
+        <w:t>The MRQF scattering reaction , together with its bearish counterpart , represents an elastic collision in which an operator is deflected from its preferred direction and emits a financion carrying the energy lost in the process. In the multi-agent architecture, the analogue of scattering is the emission of a belief message from one sub-agent to another whenever the receiver's posterior estimate diverges materially from the sender's. The sender does not change its own state, but the message carries information that will modify the receiver's posterior. The emitted financion is the belief message itself; its energy is proportional to the Kullback–Leibler divergence between the two estimates, following the standard information-theoretic reading of message passing [34], and its frequency is proportional to the rate at which such divergences are observed. Scattering is therefore the information-flow primitive that corresponds to an agent broadcasting a conflicting signal to its peers—a primitive that is structurally absent in orchestrator-only architectures, where an agent's conflicting signal can only reach other agents via the orchestrator.</w:t>
       </w:r>
     </w:p>
     <w:p>
@@ -11156,25 +11085,8 @@
       <w:pPr>
         <w:pStyle w:val="MDPI31text"/>
       </w:pPr>
-      <w:r>
-        <w:t>Algorithm 1 presents the cooperative coordination procedure in pseudocode. The outer loop iterates over incoming data windows; the inner loops perform horizontal cooperation among sub-agents and vertical aggregation through the Meta-Orchestrator. Each proposal emitted at line 19 is a tuple consisting of a proposed action (\texttt{</w:t>
-      </w:r>
       <w:commentRangeStart w:id="0"/>
-      <w:r>
-        <w:t>buy</w:t>
-      </w:r>
       <w:commentRangeEnd w:id="0"/>
-      <w:r>
-        <w:rPr>
-          <w:rStyle w:val="Rimandocommento"/>
-          <w:sz w:val="20"/>
-          <w:szCs w:val="22"/>
-        </w:rPr>
-        <w:commentReference w:id="0"/>
-      </w:r>
-      <w:r>
-        <w:t xml:space="preserve">}, \texttt{sell} or \texttt{hold}), a nominal size expressed as a fraction of the maximum admissible position, and a reliability score in </w:t>
-      </w:r>
       <m:oMath>
         <m:d>
           <m:dPr>
@@ -11197,11 +11109,7 @@
         </m:d>
       </m:oMath>
       <w:r>
-        <w:t xml:space="preserve">; the Meta-Orchestrator's arbitration combines the three proposals using the reliability scores as weights. We stress three properties of the algorithm that are not immediately visible from the pseudocode. First, the horizontal consensus step is strictly deterministic given the incoming belief messages and the confidence scores: different runs on the same input produce identical outputs, which is essential for regulatory auditability. Second, the Meta-Orchestrator's arbitration is transparent in the sense that its decision can be reconstructed from the inputs and the weights, without requiring access to any internal state of the agents; this property enables post-hoc analysis of decisions and satisfies the explainability requirements that regulators </w:t>
-      </w:r>
-      <w:r>
-        <w:lastRenderedPageBreak/>
-        <w:t>increasingly impose on algorithmic trading systems [17]. Third, the SKB update is append-only and is tagged with the hash of the complete decision context, so that every historical entry can be traced back to the exact inputs that produced it.</w:t>
+        <w:t>Algorithm 1 presents the cooperative coordination procedure in pseudocode. The outer loop iterates over incoming data windows; the inner loops perform horizontal cooperation among sub-agents and vertical aggregation through the Meta-Orchestrator. Each proposal emitted at line 19 is a tuple consisting of a proposed action (\texttt{buy}, \texttt{sell} or \texttt{hold}), a nominal size expressed as a fraction of the maximum admissible position, and a reliability score in ; the Meta-Orchestrator's arbitration combines the three proposals using the reliability scores as weights. We stress three properties of the algorithm that are not immediately visible from the pseudocode. First, the horizontal consensus step is strictly deterministic given the incoming belief messages and the confidence scores: different runs on the same input produce identical outputs, which is essential for regulatory auditability. Second, the Meta-Orchestrator's arbitration is transparent in the sense that its decision can be reconstructed from the inputs and the weights, without requiring access to any internal state of the agents; this property enables post-hoc analysis of decisions and satisfies the explainability requirements that regulators increasingly impose on algorithmic trading systems [35]. Third, the SKB update is append-only and is tagged with the hash of the complete decision context, so that every historical entry can be traced back to the exact inputs that produced it.</w:t>
       </w:r>
     </w:p>
     <w:p>
@@ -11989,9 +11897,6 @@
       <w:pPr>
         <w:pStyle w:val="MDPI31text"/>
       </w:pPr>
-      <w:r>
-        <w:t xml:space="preserve">Figure 5(c) shows the rolling estimates of </w:t>
-      </w:r>
       <m:oMath>
         <m:r>
           <w:rPr>
@@ -12017,9 +11922,6 @@
           </m:e>
         </m:d>
       </m:oMath>
-      <w:r>
-        <w:t xml:space="preserve"> and </w:t>
-      </w:r>
       <m:oMath>
         <m:r>
           <w:rPr>
@@ -12045,9 +11947,6 @@
           </m:e>
         </m:d>
       </m:oMath>
-      <w:r>
-        <w:t xml:space="preserve"> along the same realisation. Both time series fluctuate in the narrow band that the scale discretisation imposes, but the joint evolution visible in Figure 5(d) shows that the trajectory visits a restricted region of the plane, concentrated around </w:t>
-      </w:r>
       <m:oMath>
         <m:d>
           <m:dPr>
@@ -12090,9 +11989,6 @@
           </m:e>
         </m:d>
       </m:oMath>
-      <w:r>
-        <w:t xml:space="preserve">, and remains in that region throughout the simulated period. The interpretation is immediate: the synthetic process is in a regime of moderate energy and high-to-medium entropy, which MRQF-MAS classifies as the transitional zone between Region VIII and Region IX. Consistently with the strategy classes of Section 6.2, the cooperative consensus favours chaos-management strategies with tight stop-losses and modest exposure, and the reliability-gated risk module keeps the size per trade at approximately one third of the maximum admissible size. The behaviour of the architecture on this synthetic realisation is therefore the expected one: an appropriately conservative response to a regime that combines non-trivial energy with significant disorder. Part of the gap between the nominal exponent </w:t>
-      </w:r>
       <m:oMath>
         <m:r>
           <w:rPr>
@@ -12101,9 +11997,6 @@
           <m:t>ϕ=0.618</m:t>
         </m:r>
       </m:oMath>
-      <w:r>
-        <w:t xml:space="preserve"> and the measured </w:t>
-      </w:r>
       <m:oMath>
         <m:sSub>
           <m:sSubPr>
@@ -12137,9 +12030,6 @@
           <m:t>=0.469</m:t>
         </m:r>
       </m:oMath>
-      <w:r>
-        <w:t xml:space="preserve"> is also attributable to the finite-sample bias of wavelet-based scaling estimators, which is well documented in the Hurst-exponent literature and is known to systematically under-estimate the true exponent on samples below </w:t>
-      </w:r>
       <m:oMath>
         <m:r>
           <w:rPr>
@@ -12173,13 +12063,6 @@
           </m:sup>
         </m:sSup>
       </m:oMath>
-      <w:r>
-        <w:t xml:space="preserve"> ticks [37]. The MRQF-MAS </w:t>
-      </w:r>
-      <w:r>
-        <w:lastRenderedPageBreak/>
-        <w:t xml:space="preserve">reliability sub-agent reflects this epistemic uncertainty in its score </w:t>
-      </w:r>
       <m:oMath>
         <m:r>
           <w:rPr>
@@ -12189,7 +12072,7 @@
         </m:r>
       </m:oMath>
       <w:r>
-        <w:t>, and the cooperative consensus is correspondingly cautious.</w:t>
+        <w:t>Figure 5(c) shows the rolling estimates of  and  along the same realisation. Both time series fluctuate in the narrow band that the scale discretisation imposes, but the joint evolution visible in Figure 5(d) shows that the trajectory visits a restricted region of the plane, concentrated around , and remains in that region throughout the simulated period. The interpretation is immediate: the synthetic process is in a regime of moderate energy and high-to-medium entropy, which MRQF-MAS classifies as the transitional zone between Region VIII and Region IX. Consistently with the strategy classes of Section 6.2, the cooperative consensus favours chaos-management strategies with tight stop-losses and modest exposure, and the reliability-gated risk module keeps the size per trade at approximately one third of the maximum admissible size. The behaviour of the architecture on this synthetic realisation is therefore the expected one: an appropriately conservative response to a regime that combines non-trivial energy with significant disorder. Part of the gap between the nominal exponent  and the measured  is also attributable to the finite-sample bias of wavelet-based scaling estimators, which is well documented in the Hurst-exponent literature and is known to systematically under-estimate the true exponent on samples below  ticks [36]. The MRQF-MAS reliability sub-agent reflects this epistemic uncertainty in its score , and the cooperative consensus is correspondingly cautious.</w:t>
       </w:r>
     </w:p>
     <w:p>
@@ -13228,9 +13111,6 @@
       <w:pPr>
         <w:pStyle w:val="MDPI31text"/>
       </w:pPr>
-      <w:r>
-        <w:t xml:space="preserve">The terms financion, scattering, annihilation, pair production, black-body market and quantum of action </w:t>
-      </w:r>
       <m:oMath>
         <m:r>
           <w:rPr>
@@ -13239,9 +13119,6 @@
           <m:t>H</m:t>
         </m:r>
       </m:oMath>
-      <w:r>
-        <w:t xml:space="preserve"> appear in the MRQF literature [8,9] and in this paper as names for well-defined mathematical objects in a formal framework, not as physical entities endowed with microphysical existence. The financion is the unit of interaction defined inside MRQF through the reactions </w:t>
-      </w:r>
       <m:oMath>
         <m:sSup>
           <m:sSupPr>
@@ -13300,13 +13177,6 @@
           <m:t>↔xF</m:t>
         </m:r>
       </m:oMath>
-      <w:r>
-        <w:t xml:space="preserve">; there is no claim, here or in the source theory, that it exists as an elementary particle, carries momentum in a literal sense, or interacts with ordinary matter. Likewise, the black-body treatment of the market is a thermodynamic analogue that recovers empirical scaling regularities and produces interpretable </w:t>
-      </w:r>
-      <w:r>
-        <w:lastRenderedPageBreak/>
-        <w:t xml:space="preserve">state variables, not a claim that the market radiates photons. The constants </w:t>
-      </w:r>
       <m:oMath>
         <m:r>
           <w:rPr>
@@ -13315,9 +13185,6 @@
           <m:t>C</m:t>
         </m:r>
       </m:oMath>
-      <w:r>
-        <w:t xml:space="preserve"> and </w:t>
-      </w:r>
       <m:oMath>
         <m:r>
           <w:rPr>
@@ -13327,7 +13194,7 @@
         </m:r>
       </m:oMath>
       <w:r>
-        <w:t xml:space="preserve"> of Section 2.2 are instrument-level and venue-level calibration parameters, not universal physical constants. These qualifications are important because they isolate what is genuinely at stake: whether the formal structure induced by the analogy produces testable, useful and falsifiable predictions.</w:t>
+        <w:t>The terms financion, scattering, annihilation, pair production, black-body market and quantum of action  appear in the MRQF literature [17,18] and in this paper as names for well-defined mathematical objects in a formal framework, not as physical entities endowed with microphysical existence. The financion is the unit of interaction defined inside MRQF through the reactions ; there is no claim, here or in the source theory, that it exists as an elementary particle, carries momentum in a literal sense, or interacts with ordinary matter. Likewise, the black-body treatment of the market is a thermodynamic analogue that recovers empirical scaling regularities and produces interpretable state variables, not a claim that the market radiates photons. The constants  and  of Section 2.2 are instrument-level and venue-level calibration parameters, not universal physical constants. These qualifications are important because they isolate what is genuinely at stake: whether the formal structure induced by the analogy produces testable, useful and falsifiable predictions.</w:t>
       </w:r>
     </w:p>
     <w:p>
@@ -13454,9 +13321,6 @@
       <w:pPr>
         <w:pStyle w:val="MDPI31text"/>
       </w:pPr>
-      <w:r>
-        <w:t xml:space="preserve">The data source is the ECB euro foreign exchange reference rates, published daily at 16:00 CET and consumed here through the embedded historical file distributed by the CurrencyConverter Python package [see Appendix A for access details]. The series spans 27 years and covers the 2001 dot-com aftermath, the 2008 global financial crisis, the 2010 European sovereign debt episode, the 2011 Swiss-franc ceiling regime, the 2015 Swiss National Bank floor removal, the 2016 Brexit referendum, the 2020 COVID-19 shock, and the 2022 Russia–Ukraine conflict. Mean daily log return is approximately </w:t>
-      </w:r>
       <m:oMath>
         <m:r>
           <w:rPr>
@@ -13465,9 +13329,6 @@
           <m:t>-0.5</m:t>
         </m:r>
       </m:oMath>
-      <w:r>
-        <w:t xml:space="preserve"> basis points with standard deviation of </w:t>
-      </w:r>
       <m:oMath>
         <m:r>
           <w:rPr>
@@ -13476,9 +13337,6 @@
           <m:t>77.6</m:t>
         </m:r>
       </m:oMath>
-      <w:r>
-        <w:t xml:space="preserve"> basis points; excess kurtosis is </w:t>
-      </w:r>
       <m:oMath>
         <m:r>
           <w:rPr>
@@ -13488,20 +13346,13 @@
         </m:r>
       </m:oMath>
       <w:r>
-        <w:t xml:space="preserve"> and skewness is essentially zero, consistent with the leptokurtic, near-symmetric distribution documented for major FX pairs in the stylised-facts literature [27]. This real-data profile differs </w:t>
-      </w:r>
-      <w:r>
-        <w:lastRenderedPageBreak/>
-        <w:t>materially from the parametric GARCH proxy of the previous version of the manuscript: fat tails emerge from genuine macroeconomic episodes rather than from a calibrated innovation process, and regime shifts are clustered in time rather than injected at prescribed checkpoints.</w:t>
+        <w:t>The data source is the ECB euro foreign exchange reference rates, published daily at 16:00 CET and consumed here through the embedded historical file distributed by the CurrencyConverter Python package [see Appendix A for access details]. The series spans 27 years and covers the 2001 dot-com aftermath, the 2008 global financial crisis, the 2010 European sovereign debt episode, the 2011 Swiss-franc ceiling regime, the 2015 Swiss National Bank floor removal, the 2016 Brexit referendum, the 2020 COVID-19 shock, and the 2022 Russia–Ukraine conflict. Mean daily log return is approximately  basis points with standard deviation of  basis points; excess kurtosis is  and skewness is essentially zero, consistent with the leptokurtic, near-symmetric distribution documented for major FX pairs in the stylised-facts literature [16]. This real-data profile differs materially from the parametric GARCH proxy of the previous version of the manuscript: fat tails emerge from genuine macroeconomic episodes rather than from a calibrated innovation process, and regime shifts are clustered in time rather than injected at prescribed checkpoints.</w:t>
       </w:r>
     </w:p>
     <w:p>
       <w:pPr>
         <w:pStyle w:val="MDPI31text"/>
       </w:pPr>
-      <w:r>
-        <w:t xml:space="preserve">The evaluation metric is the classification performance against a high-volatility regime indicator defined as the realised 22-day standard deviation exceeding its trailing 80th percentile, a standard construction in the regime-switching literature [22]. The threshold amounts to </w:t>
-      </w:r>
       <m:oMath>
         <m:r>
           <w:rPr>
@@ -13510,9 +13361,6 @@
           <m:t>89.3</m:t>
         </m:r>
       </m:oMath>
-      <w:r>
-        <w:t xml:space="preserve"> basis points, and </w:t>
-      </w:r>
       <m:oMath>
         <m:r>
           <w:rPr>
@@ -13522,16 +13370,13 @@
         </m:r>
       </m:oMath>
       <w:r>
-        <w:t xml:space="preserve"> of the observations are labelled as belonging to the high-volatility regime, giving a non-trivial but unbalanced classification task. The first 500 days are reserved for warm-up and excluded from evaluation to allow the multi-scale wavelet decomposition, the cumulant estimator and the shared knowledge base to reach a steady state; all metrics reported below refer to the out-of-warm-up portion of the sample, which contains 42 distinct regime onsets.</w:t>
+        <w:t>The evaluation metric is the classification performance against a high-volatility regime indicator defined as the realised 22-day standard deviation exceeding its trailing 80th percentile, a standard construction in the regime-switching literature [11]. The threshold amounts to  basis points, and  of the observations are labelled as belonging to the high-volatility regime, giving a non-trivial but unbalanced classification task. The first 500 days are reserved for warm-up and excluded from evaluation to allow the multi-scale wavelet decomposition, the cumulant estimator and the shared knowledge base to reach a steady state; all metrics reported below refer to the out-of-warm-up portion of the sample, which contains 42 distinct regime onsets.</w:t>
       </w:r>
     </w:p>
     <w:p>
       <w:pPr>
         <w:pStyle w:val="MDPI31text"/>
       </w:pPr>
-      <w:r>
-        <w:t xml:space="preserve">Three non-trivial baselines are considered. The rolling-volatility threshold classifier mirrors the ground-truth construction with a shorter calibration window, and represents the simplest practitioner heuristic. The Generalized Autoregressive Conditional Heteroscedasticity (GARCH)-like classifier fits a </w:t>
-      </w:r>
       <m:oMath>
         <m:d>
           <m:dPr>
@@ -13551,9 +13396,6 @@
           </m:e>
         </m:d>
       </m:oMath>
-      <w:r>
-        <w:t xml:space="preserve"> autoregressive conditional heteroscedasticity recursion on the full series and flags regimes as the top 20% of the implied conditional variance. We consider two GARCH variants to address the legitimate concern that fixed coefficients may understate the baseline. The first variant, GARCH(1,1), uses literature-default coefficients </w:t>
-      </w:r>
       <m:oMath>
         <m:r>
           <w:rPr>
@@ -13587,9 +13429,6 @@
           </m:sup>
         </m:sSup>
       </m:oMath>
-      <w:r>
-        <w:t xml:space="preserve">, </w:t>
-      </w:r>
       <m:oMath>
         <m:r>
           <w:rPr>
@@ -13598,9 +13437,6 @@
           <m:t>α=0.10</m:t>
         </m:r>
       </m:oMath>
-      <w:r>
-        <w:t xml:space="preserve">, </w:t>
-      </w:r>
       <m:oMath>
         <m:r>
           <w:rPr>
@@ -13609,9 +13445,6 @@
           <m:t>β=0.85</m:t>
         </m:r>
       </m:oMath>
-      <w:r>
-        <w:t xml:space="preserve"> and represents an out-of-the-box deployment without parameter fitting. The second variant, GARCH-fitted, estimates </w:t>
-      </w:r>
       <m:oMath>
         <m:d>
           <m:dPr>
@@ -13631,9 +13464,6 @@
           </m:e>
         </m:d>
       </m:oMath>
-      <w:r>
-        <w:t xml:space="preserve"> by maximum likelihood on the pre-2013 sub-sample only and applies the resulting parameters to the full series, in order to provide a strong reference baseline that exploits the autoregressive structure of conditional variance without inducing look-ahead bias. The fitted parameters are </w:t>
-      </w:r>
       <m:oMath>
         <m:r>
           <w:rPr>
@@ -13667,9 +13497,6 @@
           </m:sup>
         </m:sSup>
       </m:oMath>
-      <w:r>
-        <w:t xml:space="preserve">, </w:t>
-      </w:r>
       <m:oMath>
         <m:r>
           <w:rPr>
@@ -13678,9 +13505,6 @@
           <m:t>α=0.0320</m:t>
         </m:r>
       </m:oMath>
-      <w:r>
-        <w:t xml:space="preserve">, </w:t>
-      </w:r>
       <m:oMath>
         <m:r>
           <w:rPr>
@@ -13689,9 +13513,6 @@
           <m:t>β=0.9642</m:t>
         </m:r>
       </m:oMath>
-      <w:r>
-        <w:t xml:space="preserve">, with persistence </w:t>
-      </w:r>
       <m:oMath>
         <m:r>
           <w:rPr>
@@ -13700,9 +13521,6 @@
           <m:t>α+β=0.9962</m:t>
         </m:r>
       </m:oMath>
-      <w:r>
-        <w:t xml:space="preserve"> consistent with the near-unit-root behaviour widely documented for major FX series [22,27]. The momentum classifier flags regimes based on the magnitude of cumulative 22-day returns and plays the role of a non-volatility competitor. MRQF-MAS is run as specified in Sections 4–7, with the same threshold </w:t>
-      </w:r>
       <m:oMath>
         <m:sSup>
           <m:sSupPr>
@@ -13736,9 +13554,6 @@
           <m:t>=0.20</m:t>
         </m:r>
       </m:oMath>
-      <w:r>
-        <w:t xml:space="preserve">, the same nine-band decomposition and the same golden-ratio cooperation weight </w:t>
-      </w:r>
       <m:oMath>
         <m:r>
           <w:rPr>
@@ -13748,7 +13563,7 @@
         </m:r>
       </m:oMath>
       <w:r>
-        <w:t xml:space="preserve"> used in the earlier analyses.</w:t>
+        <w:t>Three non-trivial baselines are considered. The rolling-volatility threshold classifier mirrors the ground-truth construction with a shorter calibration window, and represents the simplest practitioner heuristic. The Generalized Autoregressive Conditional Heteroscedasticity (GARCH)-like classifier fits a  autoregressive conditional heteroscedasticity recursion on the full series and flags regimes as the top 20% of the implied conditional variance. We consider two GARCH variants to address the legitimate concern that fixed coefficients may understate the baseline. The first variant, GARCH(1,1), uses literature-default coefficients , ,  and represents an out-of-the-box deployment without parameter fitting. The second variant, GARCH-fitted, estimates  by maximum likelihood on the pre-2013 sub-sample only and applies the resulting parameters to the full series, in order to provide a strong reference baseline that exploits the autoregressive structure of conditional variance without inducing look-ahead bias. The fitted parameters are , , , with persistence  consistent with the near-unit-root behaviour widely documented for major FX series [11,16]. The momentum classifier flags regimes based on the magnitude of cumulative 22-day returns and plays the role of a non-volatility competitor. MRQF-MAS is run as specified in Sections 4–7, with the same threshold , the same nine-band decomposition and the same golden-ratio cooperation weight  used in the earlier analyses.</w:t>
       </w:r>
     </w:p>
     <w:p>
@@ -20516,9 +20331,6 @@
       <w:pPr>
         <w:pStyle w:val="MDPI31text"/>
       </w:pPr>
-      <w:r>
-        <w:t xml:space="preserve">The primary advantage of MRQF-MAS over classical quantitative trading models, including deep-reinforcement-learning-based trading agents [33,34] and direct policy search under the fractal market hypothesis [35,36], lies in the grounding of its decision structure in a physical theory rather than in curve fitting. A quantitative model that captures multifractal scaling through a fitted exponent and switches between regimes on the basis of volatility thresholds can achieve competitive performance in back-testing, but it does not carry an explanation of why it performs well. In non-stationary environments, this opacity becomes a liability: when performance degrades, the practitioner has no principled handle to diagnose whether the underlying regime has changed, whether the fit has become stale, or whether the parameters have drifted. MRQF-MAS, by contrast, localises every aspect of its behaviour within a theoretical object: the scaling exponent is an observable quantity linked to the volatility scaling law; the energy </w:t>
-      </w:r>
       <m:oMath>
         <m:r>
           <w:rPr>
@@ -20527,9 +20339,6 @@
           <m:t>E</m:t>
         </m:r>
       </m:oMath>
-      <w:r>
-        <w:t xml:space="preserve"> and the entropy </w:t>
-      </w:r>
       <m:oMath>
         <m:r>
           <w:rPr>
@@ -20538,9 +20347,6 @@
           <m:t>S</m:t>
         </m:r>
       </m:oMath>
-      <w:r>
-        <w:t xml:space="preserve"> are state variables of the market-as-black-body model; the cooperation primitives are direct analogues of the MRQF interaction dynamics. When performance degrades, diagnostics can be performed layer by layer: at the Signal layer, one inspects the time-series of the estimated scaling exponent </w:t>
-      </w:r>
       <m:oMath>
         <m:sSub>
           <m:sSubPr>
@@ -20585,9 +20391,6 @@
           </m:e>
         </m:d>
       </m:oMath>
-      <w:r>
-        <w:t xml:space="preserve"> and the spectral power distribution to detect drifts or the appearance of new resonances; at the Energy/Entropy layer, one examines the marginal histograms of </w:t>
-      </w:r>
       <m:oMath>
         <m:r>
           <w:rPr>
@@ -20596,9 +20399,6 @@
           <m:t>E</m:t>
         </m:r>
       </m:oMath>
-      <w:r>
-        <w:t xml:space="preserve"> and </w:t>
-      </w:r>
       <m:oMath>
         <m:r>
           <w:rPr>
@@ -20607,9 +20407,6 @@
           <m:t>S</m:t>
         </m:r>
       </m:oMath>
-      <w:r>
-        <w:t xml:space="preserve"> and checks whether the current occupancy is covered by the SKB; at the Risk layer, one measures the inter-sub-agent dispersion </w:t>
-      </w:r>
       <m:oMath>
         <m:r>
           <w:rPr>
@@ -20618,9 +20415,6 @@
           <m:t>σ</m:t>
         </m:r>
       </m:oMath>
-      <w:r>
-        <w:t xml:space="preserve"> and the reliability score </w:t>
-      </w:r>
       <m:oMath>
         <m:r>
           <w:rPr>
@@ -20629,9 +20423,6 @@
           <m:t>R</m:t>
         </m:r>
       </m:oMath>
-      <w:r>
-        <w:t xml:space="preserve"> to identify regimes in which agents disagree systematically; at the cooperation layer, one inspects the distribution of consensus type (cooperative vs. competitive) over a rolling window and verifies that the threshold </w:t>
-      </w:r>
       <m:oMath>
         <m:sSup>
           <m:sSupPr>
@@ -20660,7 +20451,7 @@
         </m:sSup>
       </m:oMath>
       <w:r>
-        <w:t xml:space="preserve"> remains well-calibrated; at the Execution layer, one reconciles realised outcomes against recorded state vectors to check whether the SKB is reflecting the current regime. Each of these inspection points is localised and has a bounded failure mode, which is the operational counterpart of the theoretical layering that MRQF imposes on its implementation.</w:t>
+        <w:t>The primary advantage of MRQF-MAS over classical quantitative trading models, including deep-reinforcement-learning-based trading agents [37,38] and direct policy search under the fractal market hypothesis [39,40], lies in the grounding of its decision structure in a physical theory rather than in curve fitting. A quantitative model that captures multifractal scaling through a fitted exponent and switches between regimes on the basis of volatility thresholds can achieve competitive performance in back-testing, but it does not carry an explanation of why it performs well. In non-stationary environments, this opacity becomes a liability: when performance degrades, the practitioner has no principled handle to diagnose whether the underlying regime has changed, whether the fit has become stale, or whether the parameters have drifted. MRQF-MAS, by contrast, localises every aspect of its behaviour within a theoretical object: the scaling exponent is an observable quantity linked to the volatility scaling law; the energy  and the entropy  are state variables of the market-as-black-body model; the cooperation primitives are direct analogues of the MRQF interaction dynamics. When performance degrades, diagnostics can be performed layer by layer: at the Signal layer, one inspects the time-series of the estimated scaling exponent  and the spectral power distribution to detect drifts or the appearance of new resonances; at the Energy/Entropy layer, one examines the marginal histograms of  and  and checks whether the current occupancy is covered by the SKB; at the Risk layer, one measures the inter-sub-agent dispersion  and the reliability score  to identify regimes in which agents disagree systematically; at the cooperation layer, one inspects the distribution of consensus type (cooperative vs. competitive) over a rolling window and verifies that the threshold  remains well-calibrated; at the Execution layer, one reconciles realised outcomes against recorded state vectors to check whether the SKB is reflecting the current regime. Each of these inspection points is localised and has a bounded failure mode, which is the operational counterpart of the theoretical layering that MRQF imposes on its implementation.</w:t>
       </w:r>
     </w:p>
     <w:p>
@@ -24859,7 +24650,34 @@
         <w:pStyle w:val="MDPI81references"/>
       </w:pPr>
       <w:r>
-        <w:t>1. Bachelier, L. Théorie de la spéculation. Ann. Sci. École Norm. Sup. 1900, 17, 21–86. https://doi.org/10.24033/asens.476.</w:t>
+        <w:t xml:space="preserve">1. Bachelier, L. Théorie de la spéculation. </w:t>
+      </w:r>
+      <w:r>
+        <w:rPr>
+          <w:i/>
+        </w:rPr>
+        <w:t>Ann. Sci. École Norm. Sup.</w:t>
+      </w:r>
+      <w:r>
+        <w:t xml:space="preserve"> </w:t>
+      </w:r>
+      <w:r>
+        <w:rPr>
+          <w:b/>
+        </w:rPr>
+        <w:t>1900</w:t>
+      </w:r>
+      <w:r>
+        <w:t xml:space="preserve">, </w:t>
+      </w:r>
+      <w:r>
+        <w:rPr>
+          <w:i/>
+        </w:rPr>
+        <w:t>17</w:t>
+      </w:r>
+      <w:r>
+        <w:t>, 21–86. https://doi.org/10.24033/asens.476.</w:t>
       </w:r>
     </w:p>
     <w:p>
@@ -24867,7 +24685,34 @@
         <w:pStyle w:val="MDPI81references"/>
       </w:pPr>
       <w:r>
-        <w:t>2. Mandelbrot, B.B. The variation of certain speculative prices. J. Bus. 1963, 36, 394–419. https://doi.org/10.1086/294632.</w:t>
+        <w:t xml:space="preserve">2. Mandelbrot, B.B. The variation of certain speculative prices. </w:t>
+      </w:r>
+      <w:r>
+        <w:rPr>
+          <w:i/>
+        </w:rPr>
+        <w:t>J. Bus.</w:t>
+      </w:r>
+      <w:r>
+        <w:t xml:space="preserve"> </w:t>
+      </w:r>
+      <w:r>
+        <w:rPr>
+          <w:b/>
+        </w:rPr>
+        <w:t>1963</w:t>
+      </w:r>
+      <w:r>
+        <w:t xml:space="preserve">, </w:t>
+      </w:r>
+      <w:r>
+        <w:rPr>
+          <w:i/>
+        </w:rPr>
+        <w:t>36</w:t>
+      </w:r>
+      <w:r>
+        <w:t>, 394–419. https://doi.org/10.1086/294632.</w:t>
       </w:r>
     </w:p>
     <w:p>
@@ -24875,7 +24720,16 @@
         <w:pStyle w:val="MDPI81references"/>
       </w:pPr>
       <w:r>
-        <w:t>3. Mandelbrot, B.B. Fractals and Scaling in Finance: Discontinuity, Concentration, Risk. Selecta Volume E; Springer: New York, NY, USA, 1997; ISBN 978-0-387-98363-9. https://doi.org/10.1007/978-1-4757-2763-0.</w:t>
+        <w:t xml:space="preserve">3. Mandelbrot, B.B. </w:t>
+      </w:r>
+      <w:r>
+        <w:rPr>
+          <w:i/>
+        </w:rPr>
+        <w:t>Fractals and Scaling in Finance: Discontinuity, Concentration, Risk. Selecta Volume E</w:t>
+      </w:r>
+      <w:r>
+        <w:t>; Springer: New York, NY, USA, 1997; ISBN 978-0-387-98363-9. https://doi.org/10.1007/978-1-4757-2763-0.</w:t>
       </w:r>
     </w:p>
     <w:p>
@@ -24883,7 +24737,16 @@
         <w:pStyle w:val="MDPI81references"/>
       </w:pPr>
       <w:r>
-        <w:t>4. Embrechts, P.; Maejima, M. Selfsimilar Processes; Princeton University Press: Princeton, NJ, USA, 2002; ISBN 978-0-691-09627-7.</w:t>
+        <w:t xml:space="preserve">4. Embrechts, P.; Maejima, M. </w:t>
+      </w:r>
+      <w:r>
+        <w:rPr>
+          <w:i/>
+        </w:rPr>
+        <w:t>Selfsimilar Processes</w:t>
+      </w:r>
+      <w:r>
+        <w:t>; Princeton University Press: Princeton, NJ, USA, 2002; ISBN 978-0-691-09627-7.</w:t>
       </w:r>
     </w:p>
     <w:p>
@@ -24891,7 +24754,34 @@
         <w:pStyle w:val="MDPI81references"/>
       </w:pPr>
       <w:r>
-        <w:t>5. Iovane, G.; Laserra, E.; Tortoriello, F.S. Stochastic self-similar and fractal universe. Chaos Solitons Fract. 2004, 20, 415–426. https://doi.org/10.1016/j.chaos.2003.08.004.</w:t>
+        <w:t xml:space="preserve">5. Iovane, G.; Laserra, E.; Tortoriello, F.S. Stochastic self-similar and fractal universe. </w:t>
+      </w:r>
+      <w:r>
+        <w:rPr>
+          <w:i/>
+        </w:rPr>
+        <w:t>Chaos Solitons Fract.</w:t>
+      </w:r>
+      <w:r>
+        <w:t xml:space="preserve"> </w:t>
+      </w:r>
+      <w:r>
+        <w:rPr>
+          <w:b/>
+        </w:rPr>
+        <w:t>2004</w:t>
+      </w:r>
+      <w:r>
+        <w:t xml:space="preserve">, </w:t>
+      </w:r>
+      <w:r>
+        <w:rPr>
+          <w:i/>
+        </w:rPr>
+        <w:t>20</w:t>
+      </w:r>
+      <w:r>
+        <w:t>, 415–426. https://doi.org/10.1016/j.chaos.2003.08.004.</w:t>
       </w:r>
     </w:p>
     <w:p>
@@ -24899,7 +24789,16 @@
         <w:pStyle w:val="MDPI81references"/>
       </w:pPr>
       <w:r>
-        <w:t>6. Daubechies, I. Ten Lectures on Wavelets; SIAM: Philadelphia, PA, USA, 1992; ISBN 978-0-89871-274-2. https://doi.org/10.1137/1.9781611970104.</w:t>
+        <w:t xml:space="preserve">6. Daubechies, I. </w:t>
+      </w:r>
+      <w:r>
+        <w:rPr>
+          <w:i/>
+        </w:rPr>
+        <w:t>Ten Lectures on Wavelets</w:t>
+      </w:r>
+      <w:r>
+        <w:t>; SIAM: Philadelphia, PA, USA, 1992; ISBN 978-0-89871-274-2. https://doi.org/10.1137/1.9781611970104.</w:t>
       </w:r>
     </w:p>
     <w:p>
@@ -24907,7 +24806,16 @@
         <w:pStyle w:val="MDPI81references"/>
       </w:pPr>
       <w:r>
-        <w:t>7. Mallat, S. A Wavelet Tour of Signal Processing: The Sparse Way, 3rd ed.; Academic Press: Burlington, MA, USA, 2008; ISBN 978-0-12-374370-1.</w:t>
+        <w:t xml:space="preserve">7. Mallat, S. </w:t>
+      </w:r>
+      <w:r>
+        <w:rPr>
+          <w:i/>
+        </w:rPr>
+        <w:t>A Wavelet Tour of Signal Processing: The Sparse Way, 3rd ed.</w:t>
+      </w:r>
+      <w:r>
+        <w:t>; Academic Press: Burlington, MA, USA, 2008; ISBN 978-0-12-374370-1.</w:t>
       </w:r>
     </w:p>
     <w:p>
@@ -24915,7 +24823,16 @@
         <w:pStyle w:val="MDPI81references"/>
       </w:pPr>
       <w:r>
-        <w:t>8. Iovane, G.; Briscione, A.; Benedetto, E. Financion: A quantum approach to financial market modelling. J. Stat. Manag. Syst. 2021, 24, 1127–1149. https://doi.org/10.1080/09720510.2021.1930665.</w:t>
+        <w:t xml:space="preserve">8. Mantegna, R.N.; Stanley, H.E. </w:t>
+      </w:r>
+      <w:r>
+        <w:rPr>
+          <w:i/>
+        </w:rPr>
+        <w:t>An Introduction to Econophysics: Correlations and Complexity in Finance</w:t>
+      </w:r>
+      <w:r>
+        <w:t>; Cambridge University Press: Cambridge, UK, 2000; ISBN 978-0-521-62008-6.</w:t>
       </w:r>
     </w:p>
     <w:p>
@@ -24923,7 +24840,34 @@
         <w:pStyle w:val="MDPI81references"/>
       </w:pPr>
       <w:r>
-        <w:t>9. Iovane, G.; Landi, A.; Serino, S. An optimized mathematical-physical approach to financial market via hierarchy and dynamical systems analysis. J. Inf. Optim. Sci. 2016, 37, 423–448. https://doi.org/10.1080/02522667.2016.1157935.</w:t>
+        <w:t xml:space="preserve">9. Di Matteo, T. Multi-scaling in finance. </w:t>
+      </w:r>
+      <w:r>
+        <w:rPr>
+          <w:i/>
+        </w:rPr>
+        <w:t>Quant. Finance</w:t>
+      </w:r>
+      <w:r>
+        <w:t xml:space="preserve"> </w:t>
+      </w:r>
+      <w:r>
+        <w:rPr>
+          <w:b/>
+        </w:rPr>
+        <w:t>2007</w:t>
+      </w:r>
+      <w:r>
+        <w:t xml:space="preserve">, </w:t>
+      </w:r>
+      <w:r>
+        <w:rPr>
+          <w:i/>
+        </w:rPr>
+        <w:t>7</w:t>
+      </w:r>
+      <w:r>
+        <w:t>, 21–36. https://doi.org/10.1080/14697680600969727.</w:t>
       </w:r>
     </w:p>
     <w:p>
@@ -24931,7 +24875,34 @@
         <w:pStyle w:val="MDPI81references"/>
       </w:pPr>
       <w:r>
-        <w:t>10. Iovane, G. Decision support system driven by thermo-complexity: Algorithms and data manipulation. IEEE Access 2024, 12, 157359–157382. https://doi.org/10.1109/ACCESS.2024.3482711.</w:t>
+        <w:t xml:space="preserve">10. Morales, R.; Di Matteo, T.; Aste, T. Non-stationary multifractality in stock returns. </w:t>
+      </w:r>
+      <w:r>
+        <w:rPr>
+          <w:i/>
+        </w:rPr>
+        <w:t>Physica A</w:t>
+      </w:r>
+      <w:r>
+        <w:t xml:space="preserve"> </w:t>
+      </w:r>
+      <w:r>
+        <w:rPr>
+          <w:b/>
+        </w:rPr>
+        <w:t>2013</w:t>
+      </w:r>
+      <w:r>
+        <w:t xml:space="preserve">, </w:t>
+      </w:r>
+      <w:r>
+        <w:rPr>
+          <w:i/>
+        </w:rPr>
+        <w:t>392</w:t>
+      </w:r>
+      <w:r>
+        <w:t>, 6470–6483. https://doi.org/10.1016/j.physa.2013.07.068.</w:t>
       </w:r>
     </w:p>
     <w:p>
@@ -24939,7 +24910,34 @@
         <w:pStyle w:val="MDPI81references"/>
       </w:pPr>
       <w:r>
-        <w:t>11. Iovane, G.; Chinnici, M. Decision support system driven by thermo-complexity: Scenario analysis and data visualization. Appl. Sci. 2024, 14, 2387. https://doi.org/10.3390/app14062387.</w:t>
+        <w:t xml:space="preserve">11. Schwert, G.W. Why does stock market volatility change over time? </w:t>
+      </w:r>
+      <w:r>
+        <w:rPr>
+          <w:i/>
+        </w:rPr>
+        <w:t>J. Finance</w:t>
+      </w:r>
+      <w:r>
+        <w:t xml:space="preserve"> </w:t>
+      </w:r>
+      <w:r>
+        <w:rPr>
+          <w:b/>
+        </w:rPr>
+        <w:t>1989</w:t>
+      </w:r>
+      <w:r>
+        <w:t xml:space="preserve">, </w:t>
+      </w:r>
+      <w:r>
+        <w:rPr>
+          <w:i/>
+        </w:rPr>
+        <w:t>44</w:t>
+      </w:r>
+      <w:r>
+        <w:t>, 1115–1153. https://doi.org/10.1111/j.1540-6261.1989.tb02647.x.</w:t>
       </w:r>
     </w:p>
     <w:p>
@@ -24947,7 +24945,34 @@
         <w:pStyle w:val="MDPI81references"/>
       </w:pPr>
       <w:r>
-        <w:t>12. Shavandi, A.; Khedmati, M. A multi-agent deep reinforcement learning framework for algorithmic trading in financial markets. Expert Syst. Appl. 2022, 208, 118124. https://doi.org/10.1016/j.eswa.2022.118124.</w:t>
+        <w:t xml:space="preserve">12. Poon, S.-H.; Granger, C.W.J. Forecasting volatility in financial markets: A review. </w:t>
+      </w:r>
+      <w:r>
+        <w:rPr>
+          <w:i/>
+        </w:rPr>
+        <w:t>J. Econ. Lit.</w:t>
+      </w:r>
+      <w:r>
+        <w:t xml:space="preserve"> </w:t>
+      </w:r>
+      <w:r>
+        <w:rPr>
+          <w:b/>
+        </w:rPr>
+        <w:t>2003</w:t>
+      </w:r>
+      <w:r>
+        <w:t xml:space="preserve">, </w:t>
+      </w:r>
+      <w:r>
+        <w:rPr>
+          <w:i/>
+        </w:rPr>
+        <w:t>41</w:t>
+      </w:r>
+      <w:r>
+        <w:t>, 478–539. https://doi.org/10.1257/002205103765762743.</w:t>
       </w:r>
     </w:p>
     <w:p>
@@ -24955,8 +24980,34 @@
         <w:pStyle w:val="MDPI81references"/>
       </w:pPr>
       <w:r>
-        <w:lastRenderedPageBreak/>
-        <w:t>13. Wu, X.; Chen, H.; Wang, J.; Troiano, L.; Loia, V.; Fujita, H. Adaptive stock trading strategies with deep reinforcement learning methods. Inf. Sci. 2020, 538, 142–158. https://doi.org/10.1016/j.ins.2020.05.066.</w:t>
+        <w:t xml:space="preserve">13. Hull, J.; White, A. The pricing of options on assets with stochastic volatilities. </w:t>
+      </w:r>
+      <w:r>
+        <w:rPr>
+          <w:i/>
+        </w:rPr>
+        <w:t>J. Finance</w:t>
+      </w:r>
+      <w:r>
+        <w:t xml:space="preserve"> </w:t>
+      </w:r>
+      <w:r>
+        <w:rPr>
+          <w:b/>
+        </w:rPr>
+        <w:t>1987</w:t>
+      </w:r>
+      <w:r>
+        <w:t xml:space="preserve">, </w:t>
+      </w:r>
+      <w:r>
+        <w:rPr>
+          <w:i/>
+        </w:rPr>
+        <w:t>42</w:t>
+      </w:r>
+      <w:r>
+        <w:t>, 281–300. https://doi.org/10.1111/j.1540-6261.1987.tb02568.x.</w:t>
       </w:r>
     </w:p>
     <w:p>
@@ -24964,7 +25015,34 @@
         <w:pStyle w:val="MDPI81references"/>
       </w:pPr>
       <w:r>
-        <w:t>14. Hosseini Rad, S.; Tahmasebi Khorasani, S. Cooperative multi-agent deep reinforcement learning for Forex algorithmic trading using Proximal Policy Optimization. In Proceedings of the 2024 20th CSI International Symposium on Artificial Intelligence and Signal Processing (AISP), Babol, Iran, 21–22 February 2024; IEEE: Piscataway, NJ, USA, 2024. https://doi.org/10.1109/AISP64076.2024.10768118.</w:t>
+        <w:t xml:space="preserve">14. Bessembinder, H.; Seguin, P.J. Price volatility, trading volume, and market depth: Evidence from futures markets. </w:t>
+      </w:r>
+      <w:r>
+        <w:rPr>
+          <w:i/>
+        </w:rPr>
+        <w:t>J. Financ. Quant. Anal.</w:t>
+      </w:r>
+      <w:r>
+        <w:t xml:space="preserve"> </w:t>
+      </w:r>
+      <w:r>
+        <w:rPr>
+          <w:b/>
+        </w:rPr>
+        <w:t>1993</w:t>
+      </w:r>
+      <w:r>
+        <w:t xml:space="preserve">, </w:t>
+      </w:r>
+      <w:r>
+        <w:rPr>
+          <w:i/>
+        </w:rPr>
+        <w:t>28</w:t>
+      </w:r>
+      <w:r>
+        <w:t>, 21–39. https://doi.org/10.2307/2331149.</w:t>
       </w:r>
     </w:p>
     <w:p>
@@ -24972,7 +25050,16 @@
         <w:pStyle w:val="MDPI81references"/>
       </w:pPr>
       <w:r>
-        <w:t>15. Wooldridge, M. An Introduction to MultiAgent Systems, 2nd ed.; Wiley: Chichester, UK, 2009; ISBN 978-0-470-51946-2.</w:t>
+        <w:t xml:space="preserve">15. Taleb, N.N. </w:t>
+      </w:r>
+      <w:r>
+        <w:rPr>
+          <w:i/>
+        </w:rPr>
+        <w:t>The Black Swan: The Impact of the Highly Improbable</w:t>
+      </w:r>
+      <w:r>
+        <w:t>; Random House: New York, NY, USA, 2007; ISBN 978-1-4000-6351-2.</w:t>
       </w:r>
     </w:p>
     <w:p>
@@ -24980,7 +25067,34 @@
         <w:pStyle w:val="MDPI81references"/>
       </w:pPr>
       <w:r>
-        <w:t>16. Kahneman, D.; Tversky, A. Prospect theory: An analysis of decision under risk. Econometrica 1979, 47, 263–292. https://doi.org/10.2307/1914185.</w:t>
+        <w:t xml:space="preserve">16. Cont, R. Empirical properties of asset returns: Stylized facts and statistical issues. </w:t>
+      </w:r>
+      <w:r>
+        <w:rPr>
+          <w:i/>
+        </w:rPr>
+        <w:t>Quant. Finance</w:t>
+      </w:r>
+      <w:r>
+        <w:t xml:space="preserve"> </w:t>
+      </w:r>
+      <w:r>
+        <w:rPr>
+          <w:b/>
+        </w:rPr>
+        <w:t>2001</w:t>
+      </w:r>
+      <w:r>
+        <w:t xml:space="preserve">, </w:t>
+      </w:r>
+      <w:r>
+        <w:rPr>
+          <w:i/>
+        </w:rPr>
+        <w:t>1</w:t>
+      </w:r>
+      <w:r>
+        <w:t>, 223–236. https://doi.org/10.1080/713665670.</w:t>
       </w:r>
     </w:p>
     <w:p>
@@ -24988,7 +25102,34 @@
         <w:pStyle w:val="MDPI81references"/>
       </w:pPr>
       <w:r>
-        <w:t>17. European Parliament and Council. Regulation (EU) 2024/1689 laying down harmonised rules on artificial intelligence (Artificial Intelligence Act). Off. J. Eur. Union 2024. Available online: https://eur-lex.europa.eu/eli/reg/2024/1689/oj (accessed on 20 April 2026).</w:t>
+        <w:t xml:space="preserve">17. Iovane, G.; Briscione, A.; Benedetto, E. Financion: A quantum approach to financial market modelling. </w:t>
+      </w:r>
+      <w:r>
+        <w:rPr>
+          <w:i/>
+        </w:rPr>
+        <w:t>J. Stat. Manag. Syst.</w:t>
+      </w:r>
+      <w:r>
+        <w:t xml:space="preserve"> </w:t>
+      </w:r>
+      <w:r>
+        <w:rPr>
+          <w:b/>
+        </w:rPr>
+        <w:t>2021</w:t>
+      </w:r>
+      <w:r>
+        <w:t xml:space="preserve">, </w:t>
+      </w:r>
+      <w:r>
+        <w:rPr>
+          <w:i/>
+        </w:rPr>
+        <w:t>24</w:t>
+      </w:r>
+      <w:r>
+        <w:t>, 1127–1149. https://doi.org/10.1080/09720510.2021.1930665.</w:t>
       </w:r>
     </w:p>
     <w:p>
@@ -24996,7 +25137,34 @@
         <w:pStyle w:val="MDPI81references"/>
       </w:pPr>
       <w:r>
-        <w:t>18. Jaynes, E.T. Information theory and statistical mechanics. Phys. Rev. 1957, 106, 620–630. https://doi.org/10.1103/PhysRev.106.620.</w:t>
+        <w:t xml:space="preserve">18. Iovane, G.; Landi, A.; Serino, S. An optimized mathematical-physical approach to financial market via hierarchy and dynamical systems analysis. </w:t>
+      </w:r>
+      <w:r>
+        <w:rPr>
+          <w:i/>
+        </w:rPr>
+        <w:t>J. Inf. Optim. Sci.</w:t>
+      </w:r>
+      <w:r>
+        <w:t xml:space="preserve"> </w:t>
+      </w:r>
+      <w:r>
+        <w:rPr>
+          <w:b/>
+        </w:rPr>
+        <w:t>2016</w:t>
+      </w:r>
+      <w:r>
+        <w:t xml:space="preserve">, </w:t>
+      </w:r>
+      <w:r>
+        <w:rPr>
+          <w:i/>
+        </w:rPr>
+        <w:t>37</w:t>
+      </w:r>
+      <w:r>
+        <w:t>, 423–448. https://doi.org/10.1080/02522667.2016.1157935.</w:t>
       </w:r>
     </w:p>
     <w:p>
@@ -25004,7 +25172,34 @@
         <w:pStyle w:val="MDPI81references"/>
       </w:pPr>
       <w:r>
-        <w:t>19. Mantegna, R.N.; Stanley, H.E. An Introduction to Econophysics: Correlations and Complexity in Finance; Cambridge University Press: Cambridge, UK, 2000; ISBN 978-0-521-62008-6.</w:t>
+        <w:t xml:space="preserve">19. Iovane, G. Decision support system driven by thermo-complexity: Algorithms and data manipulation. </w:t>
+      </w:r>
+      <w:r>
+        <w:rPr>
+          <w:i/>
+        </w:rPr>
+        <w:t>IEEE Access</w:t>
+      </w:r>
+      <w:r>
+        <w:t xml:space="preserve"> </w:t>
+      </w:r>
+      <w:r>
+        <w:rPr>
+          <w:b/>
+        </w:rPr>
+        <w:t>2024</w:t>
+      </w:r>
+      <w:r>
+        <w:t xml:space="preserve">, </w:t>
+      </w:r>
+      <w:r>
+        <w:rPr>
+          <w:i/>
+        </w:rPr>
+        <w:t>12</w:t>
+      </w:r>
+      <w:r>
+        <w:t>, 157359–157382. https://doi.org/10.1109/ACCESS.2024.3482711.</w:t>
       </w:r>
     </w:p>
     <w:p>
@@ -25012,7 +25207,34 @@
         <w:pStyle w:val="MDPI81references"/>
       </w:pPr>
       <w:r>
-        <w:t>20. Di Matteo, T. Multi-scaling in finance. Quant. Finance 2007, 7, 21–36. https://doi.org/10.1080/14697680600969727.</w:t>
+        <w:t xml:space="preserve">20. Iovane, G.; Chinnici, M. Decision support system driven by thermo-complexity: Scenario analysis and data visualization. </w:t>
+      </w:r>
+      <w:r>
+        <w:rPr>
+          <w:i/>
+        </w:rPr>
+        <w:t>Appl. Sci.</w:t>
+      </w:r>
+      <w:r>
+        <w:t xml:space="preserve"> </w:t>
+      </w:r>
+      <w:r>
+        <w:rPr>
+          <w:b/>
+        </w:rPr>
+        <w:t>2024</w:t>
+      </w:r>
+      <w:r>
+        <w:t xml:space="preserve">, </w:t>
+      </w:r>
+      <w:r>
+        <w:rPr>
+          <w:i/>
+        </w:rPr>
+        <w:t>14</w:t>
+      </w:r>
+      <w:r>
+        <w:t>, 2387. https://doi.org/10.3390/app14062387.</w:t>
       </w:r>
     </w:p>
     <w:p>
@@ -25020,7 +25242,34 @@
         <w:pStyle w:val="MDPI81references"/>
       </w:pPr>
       <w:r>
-        <w:t>21. Morales, R.; Di Matteo, T.; Aste, T. Non-stationary multifractality in stock returns. Physica A 2013, 392, 6470–6483. https://doi.org/10.1016/j.physa.2013.07.068.</w:t>
+        <w:t xml:space="preserve">21. Shavandi, A.; Khedmati, M. A multi-agent deep reinforcement learning framework for algorithmic trading in financial markets. </w:t>
+      </w:r>
+      <w:r>
+        <w:rPr>
+          <w:i/>
+        </w:rPr>
+        <w:t>Expert Syst. Appl.</w:t>
+      </w:r>
+      <w:r>
+        <w:t xml:space="preserve"> </w:t>
+      </w:r>
+      <w:r>
+        <w:rPr>
+          <w:b/>
+        </w:rPr>
+        <w:t>2022</w:t>
+      </w:r>
+      <w:r>
+        <w:t xml:space="preserve">, </w:t>
+      </w:r>
+      <w:r>
+        <w:rPr>
+          <w:i/>
+        </w:rPr>
+        <w:t>208</w:t>
+      </w:r>
+      <w:r>
+        <w:t>, 118124. https://doi.org/10.1016/j.eswa.2022.118124.</w:t>
       </w:r>
     </w:p>
     <w:p>
@@ -25028,7 +25277,34 @@
         <w:pStyle w:val="MDPI81references"/>
       </w:pPr>
       <w:r>
-        <w:t>22. Schwert, G.W. Why does stock market volatility change over time? J. Finance 1989, 44, 1115–1153. https://doi.org/10.1111/j.1540-6261.1989.tb02647.x.</w:t>
+        <w:t xml:space="preserve">22. Wu, X.; Chen, H.; Wang, J.; Troiano, L.; Loia, V.; Fujita, H. Adaptive stock trading strategies with deep reinforcement learning methods. </w:t>
+      </w:r>
+      <w:r>
+        <w:rPr>
+          <w:i/>
+        </w:rPr>
+        <w:t>Inf. Sci.</w:t>
+      </w:r>
+      <w:r>
+        <w:t xml:space="preserve"> </w:t>
+      </w:r>
+      <w:r>
+        <w:rPr>
+          <w:b/>
+        </w:rPr>
+        <w:t>2020</w:t>
+      </w:r>
+      <w:r>
+        <w:t xml:space="preserve">, </w:t>
+      </w:r>
+      <w:r>
+        <w:rPr>
+          <w:i/>
+        </w:rPr>
+        <w:t>538</w:t>
+      </w:r>
+      <w:r>
+        <w:t>, 142–158. https://doi.org/10.1016/j.ins.2020.05.066.</w:t>
       </w:r>
     </w:p>
     <w:p>
@@ -25036,7 +25312,16 @@
         <w:pStyle w:val="MDPI81references"/>
       </w:pPr>
       <w:r>
-        <w:t>23. Poon, S.-H.; Granger, C.W.J. Forecasting volatility in financial markets: A review. J. Econ. Lit. 2003, 41, 478–539. https://doi.org/10.1257/002205103765762743.</w:t>
+        <w:t xml:space="preserve">23. Hosseini Rad, S.; Tahmasebi Khorasani, S. Cooperative multi-agent deep reinforcement learning for Forex algorithmic trading using Proximal Policy Optimization. In </w:t>
+      </w:r>
+      <w:r>
+        <w:rPr>
+          <w:i/>
+        </w:rPr>
+        <w:t>Proceedings of the 2024 20th CSI International Symposium on Artificial Intelligence and Signal Processing (AISP)</w:t>
+      </w:r>
+      <w:r>
+        <w:t>, Babol, Iran, 21–22 February 2024; IEEE: Piscataway, NJ, USA, 2024. https://doi.org/10.1109/AISP64076.2024.10768118.</w:t>
       </w:r>
     </w:p>
     <w:p>
@@ -25044,7 +25329,16 @@
         <w:pStyle w:val="MDPI81references"/>
       </w:pPr>
       <w:r>
-        <w:t>24. Hull, J.; White, A. The pricing of options on assets with stochastic volatilities. J. Finance 1987, 42, 281–300. https://doi.org/10.1111/j.1540-6261.1987.tb02568.x.</w:t>
+        <w:t xml:space="preserve">24. Wooldridge, M. </w:t>
+      </w:r>
+      <w:r>
+        <w:rPr>
+          <w:i/>
+        </w:rPr>
+        <w:t>An Introduction to MultiAgent Systems, 2nd ed.</w:t>
+      </w:r>
+      <w:r>
+        <w:t>; Wiley: Chichester, UK, 2009; ISBN 978-0-470-51946-2.</w:t>
       </w:r>
     </w:p>
     <w:p>
@@ -25052,7 +25346,34 @@
         <w:pStyle w:val="MDPI81references"/>
       </w:pPr>
       <w:r>
-        <w:t>25. Bessembinder, H.; Seguin, P.J. Price volatility, trading volume, and market depth: Evidence from futures markets. J. Financ. Quant. Anal. 1993, 28, 21–39. https://doi.org/10.2307/2331149.</w:t>
+        <w:t xml:space="preserve">25. Xi, Z.; Chen, W.; Guo, X.; He, W.; Ding, Y.; Hong, B.; Zhang, M.; Wang, J.; Jin, S.; Zhou, E.; et al. The rise and potential of large language model based agents: A survey. </w:t>
+      </w:r>
+      <w:r>
+        <w:rPr>
+          <w:i/>
+        </w:rPr>
+        <w:t>Sci. China Inf. Sci.</w:t>
+      </w:r>
+      <w:r>
+        <w:t xml:space="preserve"> </w:t>
+      </w:r>
+      <w:r>
+        <w:rPr>
+          <w:b/>
+        </w:rPr>
+        <w:t>2025</w:t>
+      </w:r>
+      <w:r>
+        <w:t xml:space="preserve">, </w:t>
+      </w:r>
+      <w:r>
+        <w:rPr>
+          <w:i/>
+        </w:rPr>
+        <w:t>68</w:t>
+      </w:r>
+      <w:r>
+        <w:t>, 121101. https://doi.org/10.1007/s11432-024-4222-0.</w:t>
       </w:r>
     </w:p>
     <w:p>
@@ -25060,7 +25381,16 @@
         <w:pStyle w:val="MDPI81references"/>
       </w:pPr>
       <w:r>
-        <w:t>26. Taleb, N.N. The Black Swan: The Impact of the Highly Improbable; Random House: New York, NY, USA, 2007; ISBN 978-1-4000-6351-2.</w:t>
+        <w:t xml:space="preserve">26. Du, Y.; Li, S.; Torralba, A.; Tenenbaum, J.B.; Mordatch, I. Improving factuality and reasoning in language models through multiagent debate. In </w:t>
+      </w:r>
+      <w:r>
+        <w:rPr>
+          <w:i/>
+        </w:rPr>
+        <w:t>Proceedings of the 41st International Conference on Machine Learning (ICML 2024)</w:t>
+      </w:r>
+      <w:r>
+        <w:t>, Vienna, Austria, 21–27 July 2024; PMLR: Vienna, Austria, 2024; Volume 235, pp. 11733–11763.</w:t>
       </w:r>
     </w:p>
     <w:p>
@@ -25068,7 +25398,34 @@
         <w:pStyle w:val="MDPI81references"/>
       </w:pPr>
       <w:r>
-        <w:t>27. Cont, R. Empirical properties of asset returns: Stylized facts and statistical issues. Quant. Finance 2001, 1, 223–236. https://doi.org/10.1080/713665670.</w:t>
+        <w:t xml:space="preserve">27. Wei, J.; Wang, X.; Schuurmans, D.; Bosma, M.; Ichter, B.; Xia, F.; Chi, E.H.; Le, Q.V.; Zhou, D. Chain-of-thought prompting elicits reasoning in large language models. </w:t>
+      </w:r>
+      <w:r>
+        <w:rPr>
+          <w:i/>
+        </w:rPr>
+        <w:t>Adv. Neural Inf. Process. Syst.</w:t>
+      </w:r>
+      <w:r>
+        <w:t xml:space="preserve"> </w:t>
+      </w:r>
+      <w:r>
+        <w:rPr>
+          <w:b/>
+        </w:rPr>
+        <w:t>2022</w:t>
+      </w:r>
+      <w:r>
+        <w:t xml:space="preserve">, </w:t>
+      </w:r>
+      <w:r>
+        <w:rPr>
+          <w:i/>
+        </w:rPr>
+        <w:t>35</w:t>
+      </w:r>
+      <w:r>
+        <w:t>, 24824–24837.</w:t>
       </w:r>
     </w:p>
     <w:p>
@@ -25076,7 +25433,16 @@
         <w:pStyle w:val="MDPI81references"/>
       </w:pPr>
       <w:r>
-        <w:t>28. Xi, Z.; Chen, W.; Guo, X.; He, W.; Ding, Y.; Hong, B.; Zhang, M.; Wang, J.; Jin, S.; Zhou, E.; et al. The rise and potential of large language model based agents: A survey. Sci. China Inf. Sci. 2025, 68, 121101. https://doi.org/10.1007/s11432-024-4222-0.</w:t>
+        <w:t xml:space="preserve">28. Yao, S.; Zhao, J.; Yu, D.; Du, N.; Shafran, I.; Narasimhan, K.; Cao, Y. ReAct: Synergizing reasoning and acting in language models. In </w:t>
+      </w:r>
+      <w:r>
+        <w:rPr>
+          <w:i/>
+        </w:rPr>
+        <w:t>Proceedings of the Eleventh International Conference on Learning Representations (ICLR 2023)</w:t>
+      </w:r>
+      <w:r>
+        <w:t>, Kigali, Rwanda, 1–5 May 2023.</w:t>
       </w:r>
     </w:p>
     <w:p>
@@ -25084,7 +25450,34 @@
         <w:pStyle w:val="MDPI81references"/>
       </w:pPr>
       <w:r>
-        <w:t>29. Du, Y.; Li, S.; Torralba, A.; Tenenbaum, J.B.; Mordatch, I. Improving factuality and reasoning in language models through multiagent debate. In Proceedings of the 41st International Conference on Machine Learning (ICML 2024), Vienna, Austria, 21–27 July 2024; PMLR: Vienna, Austria, 2024; Volume 235, pp. 11733–11763.</w:t>
+        <w:t xml:space="preserve">29. Jaynes, E.T. Information theory and statistical mechanics. </w:t>
+      </w:r>
+      <w:r>
+        <w:rPr>
+          <w:i/>
+        </w:rPr>
+        <w:t>Phys. Rev.</w:t>
+      </w:r>
+      <w:r>
+        <w:t xml:space="preserve"> </w:t>
+      </w:r>
+      <w:r>
+        <w:rPr>
+          <w:b/>
+        </w:rPr>
+        <w:t>1957</w:t>
+      </w:r>
+      <w:r>
+        <w:t xml:space="preserve">, </w:t>
+      </w:r>
+      <w:r>
+        <w:rPr>
+          <w:i/>
+        </w:rPr>
+        <w:t>106</w:t>
+      </w:r>
+      <w:r>
+        <w:t>, 620–630. https://doi.org/10.1103/PhysRev.106.620.</w:t>
       </w:r>
     </w:p>
     <w:p>
@@ -25092,7 +25485,34 @@
         <w:pStyle w:val="MDPI81references"/>
       </w:pPr>
       <w:r>
-        <w:t>30. Wei, J.; Wang, X.; Schuurmans, D.; Bosma, M.; Ichter, B.; Xia, F.; Chi, E.H.; Le, Q.V.; Zhou, D. Chain-of-thought prompting elicits reasoning in large language models. Adv. Neural Inf. Process. Syst. 2022, 35, 24824–24837.</w:t>
+        <w:t xml:space="preserve">30. Kahneman, D.; Tversky, A. Prospect theory: An analysis of decision under risk. </w:t>
+      </w:r>
+      <w:r>
+        <w:rPr>
+          <w:i/>
+        </w:rPr>
+        <w:t>Econometrica</w:t>
+      </w:r>
+      <w:r>
+        <w:t xml:space="preserve"> </w:t>
+      </w:r>
+      <w:r>
+        <w:rPr>
+          <w:b/>
+        </w:rPr>
+        <w:t>1979</w:t>
+      </w:r>
+      <w:r>
+        <w:t xml:space="preserve">, </w:t>
+      </w:r>
+      <w:r>
+        <w:rPr>
+          <w:i/>
+        </w:rPr>
+        <w:t>47</w:t>
+      </w:r>
+      <w:r>
+        <w:t>, 263–292. https://doi.org/10.2307/1914185.</w:t>
       </w:r>
     </w:p>
     <w:p>
@@ -25100,7 +25520,34 @@
         <w:pStyle w:val="MDPI81references"/>
       </w:pPr>
       <w:r>
-        <w:t>31. Iovane, G.; Di Gironimo, P.; Chinnici, M.; Rapuano, A. Decision and reasoning in incompleteness or uncertainty conditions. IEEE Access 2020, 8, 115109–115122. https://doi.org/10.1109/ACCESS.2020.3003726.</w:t>
+        <w:t xml:space="preserve">31. Iovane, G.; Di Gironimo, P.; Chinnici, M.; Rapuano, A. Decision and reasoning in incompleteness or uncertainty conditions. </w:t>
+      </w:r>
+      <w:r>
+        <w:rPr>
+          <w:i/>
+        </w:rPr>
+        <w:t>IEEE Access</w:t>
+      </w:r>
+      <w:r>
+        <w:t xml:space="preserve"> </w:t>
+      </w:r>
+      <w:r>
+        <w:rPr>
+          <w:b/>
+        </w:rPr>
+        <w:t>2020</w:t>
+      </w:r>
+      <w:r>
+        <w:t xml:space="preserve">, </w:t>
+      </w:r>
+      <w:r>
+        <w:rPr>
+          <w:i/>
+        </w:rPr>
+        <w:t>8</w:t>
+      </w:r>
+      <w:r>
+        <w:t>, 115109–115122. https://doi.org/10.1109/ACCESS.2020.3003726.</w:t>
       </w:r>
     </w:p>
     <w:p>
@@ -25108,7 +25555,16 @@
         <w:pStyle w:val="MDPI81references"/>
       </w:pPr>
       <w:r>
-        <w:t>32. Bouchaud, J.-P.; Potters, M. Theory of Financial Risk and Derivative Pricing: From Statistical Physics to Risk Management, 2nd ed.; Cambridge University Press: Cambridge, UK, 2003; ISBN 978-0-521-81916-8.</w:t>
+        <w:t xml:space="preserve">32. Bouchaud, J.-P.; Potters, M. </w:t>
+      </w:r>
+      <w:r>
+        <w:rPr>
+          <w:i/>
+        </w:rPr>
+        <w:t>Theory of Financial Risk and Derivative Pricing: From Statistical Physics to Risk Management, 2nd ed.</w:t>
+      </w:r>
+      <w:r>
+        <w:t>; Cambridge University Press: Cambridge, UK, 2003; ISBN 978-0-521-81916-8.</w:t>
       </w:r>
     </w:p>
     <w:p>
@@ -25116,7 +25572,34 @@
         <w:pStyle w:val="MDPI81references"/>
       </w:pPr>
       <w:r>
-        <w:t>33. Deng, Y.; Bao, F.; Kong, Y.; Ren, Z.; Dai, Q. Deep direct reinforcement learning for financial signal representation and trading. IEEE Trans. Neural Netw. Learn. Syst. 2017, 28, 653–664. https://doi.org/10.1109/TNNLS.2016.2522401.</w:t>
+        <w:t xml:space="preserve">33. Iovane, G.; Landi, R.E.; Rapuano, A.; Amatore, R. Assessing the relevance of opinions in uncertainty and info-incompleteness conditions. </w:t>
+      </w:r>
+      <w:r>
+        <w:rPr>
+          <w:i/>
+        </w:rPr>
+        <w:t>Appl. Sci.</w:t>
+      </w:r>
+      <w:r>
+        <w:t xml:space="preserve"> </w:t>
+      </w:r>
+      <w:r>
+        <w:rPr>
+          <w:b/>
+        </w:rPr>
+        <w:t>2022</w:t>
+      </w:r>
+      <w:r>
+        <w:t xml:space="preserve">, </w:t>
+      </w:r>
+      <w:r>
+        <w:rPr>
+          <w:i/>
+        </w:rPr>
+        <w:t>12</w:t>
+      </w:r>
+      <w:r>
+        <w:t>, 194. https://doi.org/10.3390/app12010194.</w:t>
       </w:r>
     </w:p>
     <w:p>
@@ -25124,7 +25607,16 @@
         <w:pStyle w:val="MDPI81references"/>
       </w:pPr>
       <w:r>
-        <w:t>34. Moody, J.; Saffell, M. Learning to trade via direct reinforcement. IEEE Trans. Neural Netw. 2001, 12, 875–889. https://doi.org/10.1109/72.935097.</w:t>
+        <w:t xml:space="preserve">34. Cover, T.M.; Thomas, J.A. </w:t>
+      </w:r>
+      <w:r>
+        <w:rPr>
+          <w:i/>
+        </w:rPr>
+        <w:t>Elements of Information Theory, 2nd ed.</w:t>
+      </w:r>
+      <w:r>
+        <w:t>; Wiley-Interscience: Hoboken, NJ, USA, 2006; ISBN 978-0-471-24195-9.</w:t>
       </w:r>
     </w:p>
     <w:p>
@@ -25132,7 +25624,7 @@
         <w:pStyle w:val="MDPI81references"/>
       </w:pPr>
       <w:r>
-        <w:t>35. Blackledge, J.M.; Murphy, K. Currency trading using the fractal market hypothesis. In Risk Management Trends; Nota, G., Ed.; IntechOpen: London, UK, 2011; ISBN 978-953-307-314-9. https://doi.org/10.5772/16249.</w:t>
+        <w:t>35. European Parliament and Council. Regulation (EU) 2024/1689 laying down harmonised rules on artificial intelligence (Artificial Intelligence Act). Off. J. Eur. Union 2024. Available online: https://eur-lex.europa.eu/eli/reg/2024/1689/oj (accessed on 20 April 2026).</w:t>
       </w:r>
     </w:p>
     <w:p>
@@ -25140,7 +25632,16 @@
         <w:pStyle w:val="MDPI81references"/>
       </w:pPr>
       <w:r>
-        <w:t>36. Dacorogna, M.M.; Gençay, R.; Müller, U.; Olsen, R.B.; Pictet, O.V. An Introduction to High-Frequency Finance; Academic Press: San Diego, CA, USA, 2001; ISBN 978-0-12-279671-5.</w:t>
+        <w:t xml:space="preserve">36. Peters, E.E. </w:t>
+      </w:r>
+      <w:r>
+        <w:rPr>
+          <w:i/>
+        </w:rPr>
+        <w:t>Fractal Market Analysis: Applying Chaos Theory to Investment and Economics</w:t>
+      </w:r>
+      <w:r>
+        <w:t>; Wiley: New York, NY, USA, 1994; ISBN 978-0-471-58524-4.</w:t>
       </w:r>
     </w:p>
     <w:p>
@@ -25148,8 +25649,34 @@
         <w:pStyle w:val="MDPI81references"/>
       </w:pPr>
       <w:r>
-        <w:lastRenderedPageBreak/>
-        <w:t>37. Peters, E.E. Fractal Market Analysis: Applying Chaos Theory to Investment and Economics; Wiley: New York, NY, USA, 1994; ISBN 978-0-471-58524-4.</w:t>
+        <w:t xml:space="preserve">37. Deng, Y.; Bao, F.; Kong, Y.; Ren, Z.; Dai, Q. Deep direct reinforcement learning for financial signal representation and trading. </w:t>
+      </w:r>
+      <w:r>
+        <w:rPr>
+          <w:i/>
+        </w:rPr>
+        <w:t>IEEE Trans. Neural Netw. Learn. Syst.</w:t>
+      </w:r>
+      <w:r>
+        <w:t xml:space="preserve"> </w:t>
+      </w:r>
+      <w:r>
+        <w:rPr>
+          <w:b/>
+        </w:rPr>
+        <w:t>2017</w:t>
+      </w:r>
+      <w:r>
+        <w:t xml:space="preserve">, </w:t>
+      </w:r>
+      <w:r>
+        <w:rPr>
+          <w:i/>
+        </w:rPr>
+        <w:t>28</w:t>
+      </w:r>
+      <w:r>
+        <w:t>, 653–664. https://doi.org/10.1109/TNNLS.2016.2522401.</w:t>
       </w:r>
     </w:p>
     <w:p>
@@ -25157,7 +25684,34 @@
         <w:pStyle w:val="MDPI81references"/>
       </w:pPr>
       <w:r>
-        <w:t>38. Cover, T.M.; Thomas, J.A. Elements of Information Theory, 2nd ed.; Wiley-Interscience: Hoboken, NJ, USA, 2006; ISBN 978-0-471-24195-9.</w:t>
+        <w:t xml:space="preserve">38. Moody, J.; Saffell, M. Learning to trade via direct reinforcement. </w:t>
+      </w:r>
+      <w:r>
+        <w:rPr>
+          <w:i/>
+        </w:rPr>
+        <w:t>IEEE Trans. Neural Netw.</w:t>
+      </w:r>
+      <w:r>
+        <w:t xml:space="preserve"> </w:t>
+      </w:r>
+      <w:r>
+        <w:rPr>
+          <w:b/>
+        </w:rPr>
+        <w:t>2001</w:t>
+      </w:r>
+      <w:r>
+        <w:t xml:space="preserve">, </w:t>
+      </w:r>
+      <w:r>
+        <w:rPr>
+          <w:i/>
+        </w:rPr>
+        <w:t>12</w:t>
+      </w:r>
+      <w:r>
+        <w:t>, 875–889. https://doi.org/10.1109/72.935097.</w:t>
       </w:r>
     </w:p>
     <w:p>
@@ -25165,7 +25719,16 @@
         <w:pStyle w:val="MDPI81references"/>
       </w:pPr>
       <w:r>
-        <w:t>39. Iovane, G.; Landi, R.E.; Rapuano, A.; Amatore, R. Assessing the relevance of opinions in uncertainty and info-incompleteness conditions. Appl. Sci. 2022, 12, 194. https://doi.org/10.3390/app12010194.</w:t>
+        <w:t xml:space="preserve">39. Blackledge, J.M.; Murphy, K. Currency trading using the fractal market hypothesis. In </w:t>
+      </w:r>
+      <w:r>
+        <w:rPr>
+          <w:i/>
+        </w:rPr>
+        <w:t>Risk Management Trends</w:t>
+      </w:r>
+      <w:r>
+        <w:t>; Nota, G., Ed.; IntechOpen: London, UK, 2011; ISBN 978-953-307-314-9. https://doi.org/10.5772/16249.</w:t>
       </w:r>
     </w:p>
     <w:p>
@@ -25173,7 +25736,16 @@
         <w:pStyle w:val="MDPI81references"/>
       </w:pPr>
       <w:r>
-        <w:t>40. Yao, S.; Zhao, J.; Yu, D.; Du, N.; Shafran, I.; Narasimhan, K.; Cao, Y. ReAct: Synergizing reasoning and acting in language models. In Proceedings of the Eleventh International Conference on Learning Representations (ICLR 2023), Kigali, Rwanda, 1–5 May 2023.</w:t>
+        <w:t xml:space="preserve">40. Dacorogna, M.M.; Gençay, R.; Müller, U.; Olsen, R.B.; Pictet, O.V. </w:t>
+      </w:r>
+      <w:r>
+        <w:rPr>
+          <w:i/>
+        </w:rPr>
+        <w:t>An Introduction to High-Frequency Finance</w:t>
+      </w:r>
+      <w:r>
+        <w:t>; Academic Press: San Diego, CA, USA, 2001; ISBN 978-0-12-279671-5.</w:t>
       </w:r>
     </w:p>
     <w:p>

--- a/MRQF_MAS_Electronics_GDP.docx
+++ b/MRQF_MAS_Electronics_GDP.docx
@@ -24746,7 +24746,10 @@
         <w:t>Selfsimilar Processes</w:t>
       </w:r>
       <w:r>
-        <w:t>; Princeton University Press: Princeton, NJ, USA, 2002; ISBN 978-0-691-09627-7.</w:t>
+        <w:t xml:space="preserve">; Princeton University Press: Princeton, NJ, USA, 2002; </w:t>
+      </w:r>
+      <w:r>
+        <w:t>ISBN 978-0-691-09627-8.</w:t>
       </w:r>
     </w:p>
     <w:p>
@@ -24902,7 +24905,10 @@
         <w:t>392</w:t>
       </w:r>
       <w:r>
-        <w:t>, 6470–6483. https://doi.org/10.1016/j.physa.2013.07.068.</w:t>
+        <w:t xml:space="preserve">, 6470–6483. </w:t>
+      </w:r>
+      <w:r>
+        <w:t>https://doi.org/10.1016/j.physa.2013.08.037.</w:t>
       </w:r>
     </w:p>
     <w:p>
@@ -25164,7 +25170,7 @@
         <w:t>37</w:t>
       </w:r>
       <w:r>
-        <w:t>, 423–448. https://doi.org/10.1080/02522667.2016.1157935.</w:t>
+        <w:t>, 423–448.</w:t>
       </w:r>
     </w:p>
     <w:p>
@@ -25321,7 +25327,10 @@
         <w:t>Proceedings of the 2024 20th CSI International Symposium on Artificial Intelligence and Signal Processing (AISP)</w:t>
       </w:r>
       <w:r>
-        <w:t>, Babol, Iran, 21–22 February 2024; IEEE: Piscataway, NJ, USA, 2024. https://doi.org/10.1109/AISP64076.2024.10768118.</w:t>
+        <w:t xml:space="preserve">, Babol, Iran, 21–22 February 2024; IEEE: Piscataway, NJ, USA, 2024. </w:t>
+      </w:r>
+      <w:r>
+        <w:t>https://doi.org/10.1109/AISP61396.2024.10768118.</w:t>
       </w:r>
     </w:p>
     <w:p>
@@ -25425,7 +25434,10 @@
         <w:t>35</w:t>
       </w:r>
       <w:r>
-        <w:t>, 24824–24837.</w:t>
+        <w:t xml:space="preserve">, </w:t>
+      </w:r>
+      <w:r>
+        <w:t>24824–24837. https://doi.org/10.5555/3600270.3602070.</w:t>
       </w:r>
     </w:p>
     <w:p>
@@ -25564,7 +25576,10 @@
         <w:t>Theory of Financial Risk and Derivative Pricing: From Statistical Physics to Risk Management, 2nd ed.</w:t>
       </w:r>
       <w:r>
-        <w:t>; Cambridge University Press: Cambridge, UK, 2003; ISBN 978-0-521-81916-8.</w:t>
+        <w:t xml:space="preserve">; Cambridge University Press: Cambridge, UK, 2003; </w:t>
+      </w:r>
+      <w:r>
+        <w:t>ISBN 978-0-521-81916-9.</w:t>
       </w:r>
     </w:p>
     <w:p>
